--- a/documentation/Report/GDSPOT_SoSe2025.docx
+++ b/documentation/Report/GDSPOT_SoSe2025.docx
@@ -5218,7 +5218,7 @@
             <w:fldChar w:fldCharType="begin"/>
           </w:r>
           <w:r>
-            <w:instrText>ADDIN CitaviPlaceholder{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}</w:instrText>
+            <w:instrText>ADDIN CitaviPlaceholder{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}</w:instrText>
           </w:r>
           <w:r>
             <w:fldChar w:fldCharType="separate"/>
@@ -5264,7 +5264,7 @@
             <w:fldChar w:fldCharType="begin"/>
           </w:r>
           <w:r>
-            <w:instrText>ADDIN CitaviPlaceholder{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}</w:instrText>
+            <w:instrText>ADDIN CitaviPlaceholder{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}</w:instrText>
           </w:r>
           <w:r>
             <w:fldChar w:fldCharType="separate"/>
@@ -5330,7 +5330,7 @@
               <w:rFonts w:cs="Times New Roman"/>
               <w:szCs w:val="24"/>
             </w:rPr>
-            <w:instrText>ADDIN CitaviPlaceholder{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}</w:instrText>
+            <w:instrText>ADDIN CitaviPlaceholder{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}</w:instrText>
           </w:r>
           <w:r>
             <w:rPr>
@@ -5397,7 +5397,7 @@
               <w:rFonts w:cs="Times New Roman"/>
               <w:szCs w:val="24"/>
             </w:rPr>
-            <w:instrText>ADDIN CitaviPlaceholder{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}</w:instrText>
+            <w:instrText>ADDIN CitaviPlaceholder{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}</w:instrText>
           </w:r>
           <w:r>
             <w:rPr>
@@ -6387,7 +6387,7 @@
               <w:rFonts w:cs="Times New Roman"/>
               <w:szCs w:val="24"/>
             </w:rPr>
-            <w:instrText>ADDIN CitaviPlaceholder{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}</w:instrText>
+            <w:instrText>ADDIN CitaviPlaceholder{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}</w:instrText>
           </w:r>
           <w:r>
             <w:rPr>
@@ -12931,6 +12931,23 @@
       </w:r>
       <w:r>
         <w:t>spot-sdk\python\self-programs\fiducial_wasd</w:t>
+      </w:r>
+    </w:p>
+    <w:p>
+      <w:pPr>
+        <w:ind w:left="360"/>
+      </w:pPr>
+      <w:r>
+        <w:t xml:space="preserve">Repository branch name: </w:t>
+      </w:r>
+      <w:r>
+        <w:t>“</w:t>
+      </w:r>
+      <w:r>
+        <w:t>v0</w:t>
+      </w:r>
+      <w:r>
+        <w:t>”</w:t>
       </w:r>
     </w:p>
     <w:p>
@@ -34162,6 +34179,7 @@
     <w:rsid w:val="00521565"/>
     <w:rsid w:val="00547176"/>
     <w:rsid w:val="00557140"/>
+    <w:rsid w:val="00587889"/>
     <w:rsid w:val="00591993"/>
     <w:rsid w:val="005A4041"/>
     <w:rsid w:val="0078710B"/>
@@ -34170,6 +34188,7 @@
     <w:rsid w:val="007C04CD"/>
     <w:rsid w:val="00822130"/>
     <w:rsid w:val="0089571A"/>
+    <w:rsid w:val="008B1DAF"/>
     <w:rsid w:val="00906F6B"/>
     <w:rsid w:val="00977F5A"/>
     <w:rsid w:val="00985593"/>
